--- a/paper/WRRA_M_0_5_KO.docx
+++ b/paper/WRRA_M_0_5_KO.docx
@@ -2,7 +2,7 @@
 <file path=word/document.xml><?xml version="1.0" encoding="utf-8"?>
 <w:document xmlns:w="http://schemas.openxmlformats.org/wordprocessingml/2006/main" xmlns:m="http://schemas.openxmlformats.org/officeDocument/2006/math" xmlns:r="http://schemas.openxmlformats.org/officeDocument/2006/relationships" xmlns:o="urn:schemas-microsoft-com:office:office" xmlns:v="urn:schemas-microsoft-com:vml" xmlns:w10="urn:schemas-microsoft-com:office:word" xmlns:a="http://schemas.openxmlformats.org/drawingml/2006/main" xmlns:pic="http://schemas.openxmlformats.org/drawingml/2006/picture" xmlns:wp="http://schemas.openxmlformats.org/drawingml/2006/wordprocessingDrawing">
   <w:body>
-    <w:bookmarkStart w:id="38" w:name="wrra-m-0-5-질량-양자화와-연속-중력의-뒤틀림-계산"/>
+    <w:bookmarkStart w:id="38" w:name="wrra-m-0-5-정보부하와-뒤틀림-중력의-유한-계산"/>
     <w:p>
       <w:pPr>
         <w:pStyle w:val="Title"/>
@@ -10,7 +10,7 @@
         <w:jc w:val="left"/>
       </w:pPr>
       <w:r>
-        <w:t xml:space="preserve">WRRA M 0 5 질량 양자화와 연속 중력의 뒤틀림 계산</w:t>
+        <w:t xml:space="preserve">WRRA M 0 5 정보부하와 뒤틀림 중력의 유한 계산</w:t>
       </w:r>
     </w:p>
     <w:p>
@@ -79,18 +79,19 @@
         </w:tblBorders>
       </w:tblPr>
       <w:tblGrid>
-        <w:gridCol w:w="1584"/>
-        <w:gridCol w:w="8410"/>
+        <w:gridCol w:w="1872"/>
+        <w:gridCol w:w="8122"/>
       </w:tblGrid>
       <w:tr>
         <w:trPr>
           <w:tblHeader w:val="true"/>
           <w:tblHeader/>
+          <w:cantSplit/>
         </w:trPr>
         <w:tc>
           <w:tcPr>
             <w:vAlign w:val="center"/>
-            <w:tcW w:type="dxa" w:w="1584"/>
+            <w:tcW w:type="dxa" w:w="1872"/>
             <w:shd w:fill="E5EBF0"/>
             <w:tcMar>
               <w:top w:w="90" w:type="dxa"/>
@@ -117,7 +118,7 @@
         <w:tc>
           <w:tcPr>
             <w:vAlign w:val="center"/>
-            <w:tcW w:type="dxa" w:w="8410"/>
+            <w:tcW w:type="dxa" w:w="8122"/>
             <w:shd w:fill="E5EBF0"/>
             <w:tcMar>
               <w:top w:w="90" w:type="dxa"/>
@@ -143,11 +144,13 @@
         </w:tc>
       </w:tr>
       <w:tr>
-        <w:trPr/>
-        <w:tc>
-          <w:tcPr>
-            <w:vAlign w:val="center"/>
-            <w:tcW w:type="dxa" w:w="1584"/>
+        <w:trPr>
+          <w:cantSplit/>
+        </w:trPr>
+        <w:tc>
+          <w:tcPr>
+            <w:vAlign w:val="center"/>
+            <w:tcW w:type="dxa" w:w="1872"/>
             <w:shd w:fill="FFFFFF"/>
             <w:tcMar>
               <w:top w:w="90" w:type="dxa"/>
@@ -174,7 +177,7 @@
         <w:tc>
           <w:tcPr>
             <w:vAlign w:val="center"/>
-            <w:tcW w:type="dxa" w:w="8410"/>
+            <w:tcW w:type="dxa" w:w="8122"/>
             <w:shd w:fill="FFFFFF"/>
             <w:tcMar>
               <w:top w:w="90" w:type="dxa"/>
@@ -187,7 +190,7 @@
             <w:pPr>
               <w:pStyle w:val="Compact"/>
               <w:spacing w:after="60" w:before="60" w:line="264" w:lineRule="auto"/>
-              <w:jc w:val="center"/>
+              <w:jc w:val="left"/>
             </w:pPr>
             <w:r>
               <w:rPr>
@@ -200,11 +203,13 @@
         </w:tc>
       </w:tr>
       <w:tr>
-        <w:trPr/>
-        <w:tc>
-          <w:tcPr>
-            <w:vAlign w:val="center"/>
-            <w:tcW w:type="dxa" w:w="1584"/>
+        <w:trPr>
+          <w:cantSplit/>
+        </w:trPr>
+        <w:tc>
+          <w:tcPr>
+            <w:vAlign w:val="center"/>
+            <w:tcW w:type="dxa" w:w="1872"/>
             <w:shd w:fill="F7F8FA"/>
             <w:tcMar>
               <w:top w:w="90" w:type="dxa"/>
@@ -231,7 +236,7 @@
         <w:tc>
           <w:tcPr>
             <w:vAlign w:val="center"/>
-            <w:tcW w:type="dxa" w:w="8410"/>
+            <w:tcW w:type="dxa" w:w="8122"/>
             <w:shd w:fill="F7F8FA"/>
             <w:tcMar>
               <w:top w:w="90" w:type="dxa"/>
@@ -244,7 +249,7 @@
             <w:pPr>
               <w:pStyle w:val="Compact"/>
               <w:spacing w:after="60" w:before="60" w:line="264" w:lineRule="auto"/>
-              <w:jc w:val="center"/>
+              <w:jc w:val="left"/>
             </w:pPr>
             <w:r>
               <w:rPr>
@@ -257,11 +262,13 @@
         </w:tc>
       </w:tr>
       <w:tr>
-        <w:trPr/>
-        <w:tc>
-          <w:tcPr>
-            <w:vAlign w:val="center"/>
-            <w:tcW w:type="dxa" w:w="1584"/>
+        <w:trPr>
+          <w:cantSplit/>
+        </w:trPr>
+        <w:tc>
+          <w:tcPr>
+            <w:vAlign w:val="center"/>
+            <w:tcW w:type="dxa" w:w="1872"/>
             <w:shd w:fill="FFFFFF"/>
             <w:tcMar>
               <w:top w:w="90" w:type="dxa"/>
@@ -288,7 +295,7 @@
         <w:tc>
           <w:tcPr>
             <w:vAlign w:val="center"/>
-            <w:tcW w:type="dxa" w:w="8410"/>
+            <w:tcW w:type="dxa" w:w="8122"/>
             <w:shd w:fill="FFFFFF"/>
             <w:tcMar>
               <w:top w:w="90" w:type="dxa"/>
@@ -301,7 +308,7 @@
             <w:pPr>
               <w:pStyle w:val="Compact"/>
               <w:spacing w:after="60" w:before="60" w:line="264" w:lineRule="auto"/>
-              <w:jc w:val="center"/>
+              <w:jc w:val="left"/>
             </w:pPr>
             <w:r>
               <w:rPr>
@@ -314,11 +321,13 @@
         </w:tc>
       </w:tr>
       <w:tr>
-        <w:trPr/>
-        <w:tc>
-          <w:tcPr>
-            <w:vAlign w:val="center"/>
-            <w:tcW w:type="dxa" w:w="1584"/>
+        <w:trPr>
+          <w:cantSplit/>
+        </w:trPr>
+        <w:tc>
+          <w:tcPr>
+            <w:vAlign w:val="center"/>
+            <w:tcW w:type="dxa" w:w="1872"/>
             <w:shd w:fill="F7F8FA"/>
             <w:tcMar>
               <w:top w:w="90" w:type="dxa"/>
@@ -345,7 +354,7 @@
         <w:tc>
           <w:tcPr>
             <w:vAlign w:val="center"/>
-            <w:tcW w:type="dxa" w:w="8410"/>
+            <w:tcW w:type="dxa" w:w="8122"/>
             <w:shd w:fill="F7F8FA"/>
             <w:tcMar>
               <w:top w:w="90" w:type="dxa"/>
@@ -358,7 +367,7 @@
             <w:pPr>
               <w:pStyle w:val="Compact"/>
               <w:spacing w:after="60" w:before="60" w:line="264" w:lineRule="auto"/>
-              <w:jc w:val="center"/>
+              <w:jc w:val="left"/>
             </w:pPr>
             <w:r>
               <w:rPr>
@@ -460,6 +469,7 @@
     <w:p>
       <w:pPr>
         <w:pStyle w:val="FirstParagraph"/>
+        <w:keepNext/>
         <w:ind w:firstLine="0"/>
         <w:jc w:val="left"/>
       </w:pPr>
@@ -470,6 +480,7 @@
     <w:p>
       <w:pPr>
         <w:pStyle w:val="BodyText"/>
+        <w:spacing w:before="80" w:after="180"/>
         <w:ind w:firstLine="0"/>
         <w:jc w:val="left"/>
       </w:pPr>
@@ -610,6 +621,7 @@
     <w:p>
       <w:pPr>
         <w:pStyle w:val="BodyText"/>
+        <w:keepNext/>
         <w:ind w:firstLine="0"/>
         <w:jc w:val="left"/>
       </w:pPr>
@@ -620,6 +632,7 @@
     <w:p>
       <w:pPr>
         <w:pStyle w:val="BodyText"/>
+        <w:spacing w:before="80" w:after="180"/>
         <w:ind w:firstLine="0"/>
         <w:jc w:val="left"/>
       </w:pPr>
@@ -824,6 +837,7 @@
     <w:p>
       <w:pPr>
         <w:pStyle w:val="FirstParagraph"/>
+        <w:keepNext/>
         <w:ind w:firstLine="0"/>
         <w:jc w:val="left"/>
       </w:pPr>
@@ -834,6 +848,7 @@
     <w:p>
       <w:pPr>
         <w:pStyle w:val="BodyText"/>
+        <w:spacing w:before="80" w:after="180"/>
         <w:ind w:firstLine="0"/>
         <w:jc w:val="left"/>
       </w:pPr>
@@ -1021,7 +1036,7 @@
         <w:jc w:val="left"/>
       </w:pPr>
       <w:r>
-        <w:t xml:space="preserve">표현형 약 5%와 그 이전에 남은 약 95%는 갱신 가능한 에너지 가중 보정값으로 둔다. 비트 개수나 채널 개수의 측정비로 사용하지 않는다. 이번 입력 f_Φ=0.0493, 모이는 응력 부문 f_T=0.265에서 남은 전체 부문은 0.9507이고 잔여 배경 장부는 0.6857이다. 이 배경 장부의 값을 독립적인 암흑에너지의 미시 원인으로 확정하지 않는다. 이번 계산은 f_T에 해당하는 국소 추가 인력 부문에 집중한다.</w:t>
+        <w:t xml:space="preserve">표현형 약 5%와 그 이전에 남은 약 95%는 갱신 가능한 에너지 가중 보정값으로 둔다. 비트 개수나 채널 개수의 측정비로 사용하지 않는다. 이번 입력 f_Φ=0.0493, 모이는 응력 부문 f_T=0.265에서 남은 전체 부문은 0.9507이고 잔여 배경 장부는 0.6857이다. 이 배경 장부의 값을 독립적인 암흑에너지의 미시 원인으로 확정하지 않는다. 이번 계산은 f_T에 해당하는 국소 추가 인력 부문에 집중한다. 따라서 회전장과 렌즈의 이번 결과는 숨은 약 95% 안에 속하며 우주 전체 기준 약 26.5%인 모이는 응력 부문의 작용이다. 숨은 95% 전체의 중력과 팽창을 계산한 결과는 아니다.</w:t>
       </w:r>
     </w:p>
     <w:p>
@@ -1059,6 +1074,7 @@
     <w:p>
       <w:pPr>
         <w:pStyle w:val="BodyText"/>
+        <w:spacing w:before="80" w:after="180"/>
         <w:ind w:firstLine="0"/>
         <w:jc w:val="left"/>
       </w:pPr>
@@ -1366,12 +1382,13 @@
         <w:jc w:val="left"/>
       </w:pPr>
       <w:r>
-        <w:t xml:space="preserve">w_a는 정보 상태를 에너지 부하로 바꾸는 모형의 가중치다. 이 변환을 고정한 뒤 남은 정보량은 꼬임률을 계산하는 입력이 된다. 따라서 고정 부피와 강성에서는 κ_tot²가 E_pre에 비례한다. 임의의 정보 비트 하나에 보편적 정지질량을 부여하는 식은 사용하지 않는다.</w:t>
+        <w:t xml:space="preserve">w_a는 정보 상태를 에너지 부하로 바꾸는 모형의 가중치다. 이 변환을 고정한 뒤 남은 정보량은 꼬임률을 계산하는 입력이 된다. 따라서 고정 부피와 강성에서는 κ_tot²가 E_pre에 비례한다. 임의의 정보 비트 하나에 보편적 정지질량을 부여하는 식은 사용하지 않는다. 정보 상태별 가중치에서 실제 부하를 계산해 전달자 시험과 국소 중력을 잇는 구현은 아직 남아 있다.</w:t>
       </w:r>
     </w:p>
     <w:p>
       <w:pPr>
         <w:pStyle w:val="BodyText"/>
+        <w:keepNext/>
         <w:ind w:firstLine="0"/>
         <w:jc w:val="left"/>
       </w:pPr>
@@ -1382,6 +1399,7 @@
     <w:p>
       <w:pPr>
         <w:pStyle w:val="BodyText"/>
+        <w:spacing w:before="80" w:after="180"/>
         <w:ind w:firstLine="0"/>
         <w:jc w:val="left"/>
       </w:pPr>
@@ -1716,6 +1734,7 @@
     <w:p>
       <w:pPr>
         <w:pStyle w:val="BodyText"/>
+        <w:spacing w:before="80" w:after="180"/>
         <w:ind w:firstLine="0"/>
         <w:jc w:val="left"/>
       </w:pPr>
@@ -1942,6 +1961,7 @@
     <w:p>
       <w:pPr>
         <w:pStyle w:val="FirstParagraph"/>
+        <w:spacing w:before="80" w:after="180"/>
         <w:ind w:firstLine="0"/>
         <w:jc w:val="left"/>
       </w:pPr>
@@ -2163,6 +2183,7 @@
     <w:p>
       <w:pPr>
         <w:pStyle w:val="BodyText"/>
+        <w:spacing w:before="80" w:after="180"/>
         <w:ind w:firstLine="0"/>
         <w:jc w:val="left"/>
       </w:pPr>
@@ -2423,6 +2444,7 @@
     <w:p>
       <w:pPr>
         <w:pStyle w:val="BodyText"/>
+        <w:spacing w:before="80" w:after="180"/>
         <w:ind w:firstLine="0"/>
         <w:jc w:val="left"/>
       </w:pPr>
@@ -2676,6 +2698,7 @@
     <w:p>
       <w:pPr>
         <w:pStyle w:val="FirstParagraph"/>
+        <w:spacing w:before="80" w:after="180"/>
         <w:ind w:firstLine="0"/>
         <w:jc w:val="left"/>
       </w:pPr>
@@ -2826,6 +2849,7 @@
     <w:p>
       <w:pPr>
         <w:pStyle w:val="BodyText"/>
+        <w:spacing w:before="80" w:after="180"/>
         <w:ind w:firstLine="0"/>
         <w:jc w:val="left"/>
       </w:pPr>
@@ -3186,6 +3210,7 @@
     <w:p>
       <w:pPr>
         <w:pStyle w:val="BodyText"/>
+        <w:spacing w:before="80" w:after="180"/>
         <w:ind w:firstLine="0"/>
         <w:jc w:val="left"/>
       </w:pPr>
@@ -3451,6 +3476,7 @@
     <w:p>
       <w:pPr>
         <w:pStyle w:val="FirstParagraph"/>
+        <w:spacing w:before="80" w:after="180"/>
         <w:ind w:firstLine="0"/>
         <w:jc w:val="left"/>
       </w:pPr>
@@ -3733,20 +3759,22 @@
         </w:tblBorders>
       </w:tblPr>
       <w:tblGrid>
-        <w:gridCol w:w="1584"/>
-        <w:gridCol w:w="1584"/>
-        <w:gridCol w:w="1584"/>
-        <w:gridCol w:w="1584"/>
-        <w:gridCol w:w="1584"/>
+        <w:gridCol w:w="1080"/>
+        <w:gridCol w:w="1728"/>
+        <w:gridCol w:w="1728"/>
+        <w:gridCol w:w="2434"/>
+        <w:gridCol w:w="3024"/>
       </w:tblGrid>
       <w:tr>
         <w:trPr>
           <w:tblHeader w:val="true"/>
           <w:tblHeader/>
+          <w:cantSplit/>
         </w:trPr>
         <w:tc>
           <w:tcPr>
             <w:vAlign w:val="center"/>
+            <w:tcW w:type="dxa" w:w="1080"/>
             <w:shd w:fill="E5EBF0"/>
             <w:tcMar>
               <w:top w:w="90" w:type="dxa"/>
@@ -3773,6 +3801,7 @@
         <w:tc>
           <w:tcPr>
             <w:vAlign w:val="center"/>
+            <w:tcW w:type="dxa" w:w="1728"/>
             <w:shd w:fill="E5EBF0"/>
             <w:tcMar>
               <w:top w:w="90" w:type="dxa"/>
@@ -3799,6 +3828,7 @@
         <w:tc>
           <w:tcPr>
             <w:vAlign w:val="center"/>
+            <w:tcW w:type="dxa" w:w="1728"/>
             <w:shd w:fill="E5EBF0"/>
             <w:tcMar>
               <w:top w:w="90" w:type="dxa"/>
@@ -3825,6 +3855,7 @@
         <w:tc>
           <w:tcPr>
             <w:vAlign w:val="center"/>
+            <w:tcW w:type="dxa" w:w="2434"/>
             <w:shd w:fill="E5EBF0"/>
             <w:tcMar>
               <w:top w:w="90" w:type="dxa"/>
@@ -3851,6 +3882,7 @@
         <w:tc>
           <w:tcPr>
             <w:vAlign w:val="center"/>
+            <w:tcW w:type="dxa" w:w="3024"/>
             <w:shd w:fill="E5EBF0"/>
             <w:tcMar>
               <w:top w:w="90" w:type="dxa"/>
@@ -3876,10 +3908,13 @@
         </w:tc>
       </w:tr>
       <w:tr>
-        <w:trPr/>
-        <w:tc>
-          <w:tcPr>
-            <w:vAlign w:val="center"/>
+        <w:trPr>
+          <w:cantSplit/>
+        </w:trPr>
+        <w:tc>
+          <w:tcPr>
+            <w:vAlign w:val="center"/>
+            <w:tcW w:type="dxa" w:w="1080"/>
             <w:shd w:fill="FFFFFF"/>
             <w:tcMar>
               <w:top w:w="90" w:type="dxa"/>
@@ -3906,6 +3941,7 @@
         <w:tc>
           <w:tcPr>
             <w:vAlign w:val="center"/>
+            <w:tcW w:type="dxa" w:w="1728"/>
             <w:shd w:fill="FFFFFF"/>
             <w:tcMar>
               <w:top w:w="90" w:type="dxa"/>
@@ -3932,6 +3968,7 @@
         <w:tc>
           <w:tcPr>
             <w:vAlign w:val="center"/>
+            <w:tcW w:type="dxa" w:w="1728"/>
             <w:shd w:fill="FFFFFF"/>
             <w:tcMar>
               <w:top w:w="90" w:type="dxa"/>
@@ -3958,6 +3995,7 @@
         <w:tc>
           <w:tcPr>
             <w:vAlign w:val="center"/>
+            <w:tcW w:type="dxa" w:w="2434"/>
             <w:shd w:fill="FFFFFF"/>
             <w:tcMar>
               <w:top w:w="90" w:type="dxa"/>
@@ -3984,6 +4022,7 @@
         <w:tc>
           <w:tcPr>
             <w:vAlign w:val="center"/>
+            <w:tcW w:type="dxa" w:w="3024"/>
             <w:shd w:fill="FFFFFF"/>
             <w:tcMar>
               <w:top w:w="90" w:type="dxa"/>
@@ -4009,10 +4048,13 @@
         </w:tc>
       </w:tr>
       <w:tr>
-        <w:trPr/>
-        <w:tc>
-          <w:tcPr>
-            <w:vAlign w:val="center"/>
+        <w:trPr>
+          <w:cantSplit/>
+        </w:trPr>
+        <w:tc>
+          <w:tcPr>
+            <w:vAlign w:val="center"/>
+            <w:tcW w:type="dxa" w:w="1080"/>
             <w:shd w:fill="F7F8FA"/>
             <w:tcMar>
               <w:top w:w="90" w:type="dxa"/>
@@ -4039,6 +4081,7 @@
         <w:tc>
           <w:tcPr>
             <w:vAlign w:val="center"/>
+            <w:tcW w:type="dxa" w:w="1728"/>
             <w:shd w:fill="F7F8FA"/>
             <w:tcMar>
               <w:top w:w="90" w:type="dxa"/>
@@ -4065,6 +4108,7 @@
         <w:tc>
           <w:tcPr>
             <w:vAlign w:val="center"/>
+            <w:tcW w:type="dxa" w:w="1728"/>
             <w:shd w:fill="F7F8FA"/>
             <w:tcMar>
               <w:top w:w="90" w:type="dxa"/>
@@ -4091,6 +4135,7 @@
         <w:tc>
           <w:tcPr>
             <w:vAlign w:val="center"/>
+            <w:tcW w:type="dxa" w:w="2434"/>
             <w:shd w:fill="F7F8FA"/>
             <w:tcMar>
               <w:top w:w="90" w:type="dxa"/>
@@ -4117,6 +4162,7 @@
         <w:tc>
           <w:tcPr>
             <w:vAlign w:val="center"/>
+            <w:tcW w:type="dxa" w:w="3024"/>
             <w:shd w:fill="F7F8FA"/>
             <w:tcMar>
               <w:top w:w="90" w:type="dxa"/>
@@ -4142,10 +4188,13 @@
         </w:tc>
       </w:tr>
       <w:tr>
-        <w:trPr/>
-        <w:tc>
-          <w:tcPr>
-            <w:vAlign w:val="center"/>
+        <w:trPr>
+          <w:cantSplit/>
+        </w:trPr>
+        <w:tc>
+          <w:tcPr>
+            <w:vAlign w:val="center"/>
+            <w:tcW w:type="dxa" w:w="1080"/>
             <w:shd w:fill="FFFFFF"/>
             <w:tcMar>
               <w:top w:w="90" w:type="dxa"/>
@@ -4172,6 +4221,7 @@
         <w:tc>
           <w:tcPr>
             <w:vAlign w:val="center"/>
+            <w:tcW w:type="dxa" w:w="1728"/>
             <w:shd w:fill="FFFFFF"/>
             <w:tcMar>
               <w:top w:w="90" w:type="dxa"/>
@@ -4198,6 +4248,7 @@
         <w:tc>
           <w:tcPr>
             <w:vAlign w:val="center"/>
+            <w:tcW w:type="dxa" w:w="1728"/>
             <w:shd w:fill="FFFFFF"/>
             <w:tcMar>
               <w:top w:w="90" w:type="dxa"/>
@@ -4224,6 +4275,7 @@
         <w:tc>
           <w:tcPr>
             <w:vAlign w:val="center"/>
+            <w:tcW w:type="dxa" w:w="2434"/>
             <w:shd w:fill="FFFFFF"/>
             <w:tcMar>
               <w:top w:w="90" w:type="dxa"/>
@@ -4250,6 +4302,7 @@
         <w:tc>
           <w:tcPr>
             <w:vAlign w:val="center"/>
+            <w:tcW w:type="dxa" w:w="3024"/>
             <w:shd w:fill="FFFFFF"/>
             <w:tcMar>
               <w:top w:w="90" w:type="dxa"/>
@@ -4275,10 +4328,13 @@
         </w:tc>
       </w:tr>
       <w:tr>
-        <w:trPr/>
-        <w:tc>
-          <w:tcPr>
-            <w:vAlign w:val="center"/>
+        <w:trPr>
+          <w:cantSplit/>
+        </w:trPr>
+        <w:tc>
+          <w:tcPr>
+            <w:vAlign w:val="center"/>
+            <w:tcW w:type="dxa" w:w="1080"/>
             <w:shd w:fill="F7F8FA"/>
             <w:tcMar>
               <w:top w:w="90" w:type="dxa"/>
@@ -4305,6 +4361,7 @@
         <w:tc>
           <w:tcPr>
             <w:vAlign w:val="center"/>
+            <w:tcW w:type="dxa" w:w="1728"/>
             <w:shd w:fill="F7F8FA"/>
             <w:tcMar>
               <w:top w:w="90" w:type="dxa"/>
@@ -4331,6 +4388,7 @@
         <w:tc>
           <w:tcPr>
             <w:vAlign w:val="center"/>
+            <w:tcW w:type="dxa" w:w="1728"/>
             <w:shd w:fill="F7F8FA"/>
             <w:tcMar>
               <w:top w:w="90" w:type="dxa"/>
@@ -4357,6 +4415,7 @@
         <w:tc>
           <w:tcPr>
             <w:vAlign w:val="center"/>
+            <w:tcW w:type="dxa" w:w="2434"/>
             <w:shd w:fill="F7F8FA"/>
             <w:tcMar>
               <w:top w:w="90" w:type="dxa"/>
@@ -4383,6 +4442,7 @@
         <w:tc>
           <w:tcPr>
             <w:vAlign w:val="center"/>
+            <w:tcW w:type="dxa" w:w="3024"/>
             <w:shd w:fill="F7F8FA"/>
             <w:tcMar>
               <w:top w:w="90" w:type="dxa"/>
@@ -4408,10 +4468,13 @@
         </w:tc>
       </w:tr>
       <w:tr>
-        <w:trPr/>
-        <w:tc>
-          <w:tcPr>
-            <w:vAlign w:val="center"/>
+        <w:trPr>
+          <w:cantSplit/>
+        </w:trPr>
+        <w:tc>
+          <w:tcPr>
+            <w:vAlign w:val="center"/>
+            <w:tcW w:type="dxa" w:w="1080"/>
             <w:shd w:fill="FFFFFF"/>
             <w:tcMar>
               <w:top w:w="90" w:type="dxa"/>
@@ -4438,6 +4501,7 @@
         <w:tc>
           <w:tcPr>
             <w:vAlign w:val="center"/>
+            <w:tcW w:type="dxa" w:w="1728"/>
             <w:shd w:fill="FFFFFF"/>
             <w:tcMar>
               <w:top w:w="90" w:type="dxa"/>
@@ -4464,6 +4528,7 @@
         <w:tc>
           <w:tcPr>
             <w:vAlign w:val="center"/>
+            <w:tcW w:type="dxa" w:w="1728"/>
             <w:shd w:fill="FFFFFF"/>
             <w:tcMar>
               <w:top w:w="90" w:type="dxa"/>
@@ -4490,6 +4555,7 @@
         <w:tc>
           <w:tcPr>
             <w:vAlign w:val="center"/>
+            <w:tcW w:type="dxa" w:w="2434"/>
             <w:shd w:fill="FFFFFF"/>
             <w:tcMar>
               <w:top w:w="90" w:type="dxa"/>
@@ -4516,6 +4582,7 @@
         <w:tc>
           <w:tcPr>
             <w:vAlign w:val="center"/>
+            <w:tcW w:type="dxa" w:w="3024"/>
             <w:shd w:fill="FFFFFF"/>
             <w:tcMar>
               <w:top w:w="90" w:type="dxa"/>
@@ -4541,10 +4608,13 @@
         </w:tc>
       </w:tr>
       <w:tr>
-        <w:trPr/>
-        <w:tc>
-          <w:tcPr>
-            <w:vAlign w:val="center"/>
+        <w:trPr>
+          <w:cantSplit/>
+        </w:trPr>
+        <w:tc>
+          <w:tcPr>
+            <w:vAlign w:val="center"/>
+            <w:tcW w:type="dxa" w:w="1080"/>
             <w:shd w:fill="F7F8FA"/>
             <w:tcMar>
               <w:top w:w="90" w:type="dxa"/>
@@ -4571,6 +4641,7 @@
         <w:tc>
           <w:tcPr>
             <w:vAlign w:val="center"/>
+            <w:tcW w:type="dxa" w:w="1728"/>
             <w:shd w:fill="F7F8FA"/>
             <w:tcMar>
               <w:top w:w="90" w:type="dxa"/>
@@ -4597,6 +4668,7 @@
         <w:tc>
           <w:tcPr>
             <w:vAlign w:val="center"/>
+            <w:tcW w:type="dxa" w:w="1728"/>
             <w:shd w:fill="F7F8FA"/>
             <w:tcMar>
               <w:top w:w="90" w:type="dxa"/>
@@ -4623,6 +4695,7 @@
         <w:tc>
           <w:tcPr>
             <w:vAlign w:val="center"/>
+            <w:tcW w:type="dxa" w:w="2434"/>
             <w:shd w:fill="F7F8FA"/>
             <w:tcMar>
               <w:top w:w="90" w:type="dxa"/>
@@ -4649,6 +4722,7 @@
         <w:tc>
           <w:tcPr>
             <w:vAlign w:val="center"/>
+            <w:tcW w:type="dxa" w:w="3024"/>
             <w:shd w:fill="F7F8FA"/>
             <w:tcMar>
               <w:top w:w="90" w:type="dxa"/>
@@ -4709,6 +4783,7 @@
     <w:p>
       <w:pPr>
         <w:pStyle w:val="BodyText"/>
+        <w:spacing w:before="80" w:after="180"/>
         <w:ind w:firstLine="0"/>
         <w:jc w:val="left"/>
       </w:pPr>
@@ -5017,19 +5092,21 @@
         </w:tblBorders>
       </w:tblPr>
       <w:tblGrid>
-        <w:gridCol w:w="1980"/>
-        <w:gridCol w:w="1980"/>
-        <w:gridCol w:w="1980"/>
-        <w:gridCol w:w="1980"/>
+        <w:gridCol w:w="1872"/>
+        <w:gridCol w:w="2362"/>
+        <w:gridCol w:w="2880"/>
+        <w:gridCol w:w="2880"/>
       </w:tblGrid>
       <w:tr>
         <w:trPr>
           <w:tblHeader w:val="true"/>
           <w:tblHeader/>
+          <w:cantSplit/>
         </w:trPr>
         <w:tc>
           <w:tcPr>
             <w:vAlign w:val="center"/>
+            <w:tcW w:type="dxa" w:w="1872"/>
             <w:shd w:fill="E5EBF0"/>
             <w:tcMar>
               <w:top w:w="90" w:type="dxa"/>
@@ -5056,6 +5133,7 @@
         <w:tc>
           <w:tcPr>
             <w:vAlign w:val="center"/>
+            <w:tcW w:type="dxa" w:w="2362"/>
             <w:shd w:fill="E5EBF0"/>
             <w:tcMar>
               <w:top w:w="90" w:type="dxa"/>
@@ -5082,6 +5160,7 @@
         <w:tc>
           <w:tcPr>
             <w:vAlign w:val="center"/>
+            <w:tcW w:type="dxa" w:w="2880"/>
             <w:shd w:fill="E5EBF0"/>
             <w:tcMar>
               <w:top w:w="90" w:type="dxa"/>
@@ -5108,6 +5187,7 @@
         <w:tc>
           <w:tcPr>
             <w:vAlign w:val="center"/>
+            <w:tcW w:type="dxa" w:w="2880"/>
             <w:shd w:fill="E5EBF0"/>
             <w:tcMar>
               <w:top w:w="90" w:type="dxa"/>
@@ -5133,10 +5213,13 @@
         </w:tc>
       </w:tr>
       <w:tr>
-        <w:trPr/>
-        <w:tc>
-          <w:tcPr>
-            <w:vAlign w:val="center"/>
+        <w:trPr>
+          <w:cantSplit/>
+        </w:trPr>
+        <w:tc>
+          <w:tcPr>
+            <w:vAlign w:val="center"/>
+            <w:tcW w:type="dxa" w:w="1872"/>
             <w:shd w:fill="FFFFFF"/>
             <w:tcMar>
               <w:top w:w="90" w:type="dxa"/>
@@ -5163,6 +5246,7 @@
         <w:tc>
           <w:tcPr>
             <w:vAlign w:val="center"/>
+            <w:tcW w:type="dxa" w:w="2362"/>
             <w:shd w:fill="FFFFFF"/>
             <w:tcMar>
               <w:top w:w="90" w:type="dxa"/>
@@ -5189,6 +5273,7 @@
         <w:tc>
           <w:tcPr>
             <w:vAlign w:val="center"/>
+            <w:tcW w:type="dxa" w:w="2880"/>
             <w:shd w:fill="FFFFFF"/>
             <w:tcMar>
               <w:top w:w="90" w:type="dxa"/>
@@ -5215,6 +5300,7 @@
         <w:tc>
           <w:tcPr>
             <w:vAlign w:val="center"/>
+            <w:tcW w:type="dxa" w:w="2880"/>
             <w:shd w:fill="FFFFFF"/>
             <w:tcMar>
               <w:top w:w="90" w:type="dxa"/>
@@ -5240,10 +5326,13 @@
         </w:tc>
       </w:tr>
       <w:tr>
-        <w:trPr/>
-        <w:tc>
-          <w:tcPr>
-            <w:vAlign w:val="center"/>
+        <w:trPr>
+          <w:cantSplit/>
+        </w:trPr>
+        <w:tc>
+          <w:tcPr>
+            <w:vAlign w:val="center"/>
+            <w:tcW w:type="dxa" w:w="1872"/>
             <w:shd w:fill="F7F8FA"/>
             <w:tcMar>
               <w:top w:w="90" w:type="dxa"/>
@@ -5270,6 +5359,7 @@
         <w:tc>
           <w:tcPr>
             <w:vAlign w:val="center"/>
+            <w:tcW w:type="dxa" w:w="2362"/>
             <w:shd w:fill="F7F8FA"/>
             <w:tcMar>
               <w:top w:w="90" w:type="dxa"/>
@@ -5296,6 +5386,7 @@
         <w:tc>
           <w:tcPr>
             <w:vAlign w:val="center"/>
+            <w:tcW w:type="dxa" w:w="2880"/>
             <w:shd w:fill="F7F8FA"/>
             <w:tcMar>
               <w:top w:w="90" w:type="dxa"/>
@@ -5322,6 +5413,7 @@
         <w:tc>
           <w:tcPr>
             <w:vAlign w:val="center"/>
+            <w:tcW w:type="dxa" w:w="2880"/>
             <w:shd w:fill="F7F8FA"/>
             <w:tcMar>
               <w:top w:w="90" w:type="dxa"/>
@@ -5347,10 +5439,13 @@
         </w:tc>
       </w:tr>
       <w:tr>
-        <w:trPr/>
-        <w:tc>
-          <w:tcPr>
-            <w:vAlign w:val="center"/>
+        <w:trPr>
+          <w:cantSplit/>
+        </w:trPr>
+        <w:tc>
+          <w:tcPr>
+            <w:vAlign w:val="center"/>
+            <w:tcW w:type="dxa" w:w="1872"/>
             <w:shd w:fill="FFFFFF"/>
             <w:tcMar>
               <w:top w:w="90" w:type="dxa"/>
@@ -5377,6 +5472,7 @@
         <w:tc>
           <w:tcPr>
             <w:vAlign w:val="center"/>
+            <w:tcW w:type="dxa" w:w="2362"/>
             <w:shd w:fill="FFFFFF"/>
             <w:tcMar>
               <w:top w:w="90" w:type="dxa"/>
@@ -5403,6 +5499,7 @@
         <w:tc>
           <w:tcPr>
             <w:vAlign w:val="center"/>
+            <w:tcW w:type="dxa" w:w="2880"/>
             <w:shd w:fill="FFFFFF"/>
             <w:tcMar>
               <w:top w:w="90" w:type="dxa"/>
@@ -5429,6 +5526,7 @@
         <w:tc>
           <w:tcPr>
             <w:vAlign w:val="center"/>
+            <w:tcW w:type="dxa" w:w="2880"/>
             <w:shd w:fill="FFFFFF"/>
             <w:tcMar>
               <w:top w:w="90" w:type="dxa"/>
@@ -5454,10 +5552,13 @@
         </w:tc>
       </w:tr>
       <w:tr>
-        <w:trPr/>
-        <w:tc>
-          <w:tcPr>
-            <w:vAlign w:val="center"/>
+        <w:trPr>
+          <w:cantSplit/>
+        </w:trPr>
+        <w:tc>
+          <w:tcPr>
+            <w:vAlign w:val="center"/>
+            <w:tcW w:type="dxa" w:w="1872"/>
             <w:shd w:fill="F7F8FA"/>
             <w:tcMar>
               <w:top w:w="90" w:type="dxa"/>
@@ -5484,6 +5585,7 @@
         <w:tc>
           <w:tcPr>
             <w:vAlign w:val="center"/>
+            <w:tcW w:type="dxa" w:w="2362"/>
             <w:shd w:fill="F7F8FA"/>
             <w:tcMar>
               <w:top w:w="90" w:type="dxa"/>
@@ -5510,6 +5612,7 @@
         <w:tc>
           <w:tcPr>
             <w:vAlign w:val="center"/>
+            <w:tcW w:type="dxa" w:w="2880"/>
             <w:shd w:fill="F7F8FA"/>
             <w:tcMar>
               <w:top w:w="90" w:type="dxa"/>
@@ -5536,6 +5639,7 @@
         <w:tc>
           <w:tcPr>
             <w:vAlign w:val="center"/>
+            <w:tcW w:type="dxa" w:w="2880"/>
             <w:shd w:fill="F7F8FA"/>
             <w:tcMar>
               <w:top w:w="90" w:type="dxa"/>
@@ -5610,19 +5714,21 @@
         </w:tblBorders>
       </w:tblPr>
       <w:tblGrid>
-        <w:gridCol w:w="1980"/>
-        <w:gridCol w:w="1980"/>
-        <w:gridCol w:w="1980"/>
-        <w:gridCol w:w="1980"/>
+        <w:gridCol w:w="1440"/>
+        <w:gridCol w:w="2448"/>
+        <w:gridCol w:w="2448"/>
+        <w:gridCol w:w="3658"/>
       </w:tblGrid>
       <w:tr>
         <w:trPr>
           <w:tblHeader w:val="true"/>
           <w:tblHeader/>
+          <w:cantSplit/>
         </w:trPr>
         <w:tc>
           <w:tcPr>
             <w:vAlign w:val="center"/>
+            <w:tcW w:type="dxa" w:w="1440"/>
             <w:shd w:fill="E5EBF0"/>
             <w:tcMar>
               <w:top w:w="90" w:type="dxa"/>
@@ -5649,6 +5755,7 @@
         <w:tc>
           <w:tcPr>
             <w:vAlign w:val="center"/>
+            <w:tcW w:type="dxa" w:w="2448"/>
             <w:shd w:fill="E5EBF0"/>
             <w:tcMar>
               <w:top w:w="90" w:type="dxa"/>
@@ -5675,6 +5782,7 @@
         <w:tc>
           <w:tcPr>
             <w:vAlign w:val="center"/>
+            <w:tcW w:type="dxa" w:w="2448"/>
             <w:shd w:fill="E5EBF0"/>
             <w:tcMar>
               <w:top w:w="90" w:type="dxa"/>
@@ -5701,6 +5809,7 @@
         <w:tc>
           <w:tcPr>
             <w:vAlign w:val="center"/>
+            <w:tcW w:type="dxa" w:w="3658"/>
             <w:shd w:fill="E5EBF0"/>
             <w:tcMar>
               <w:top w:w="90" w:type="dxa"/>
@@ -5726,10 +5835,13 @@
         </w:tc>
       </w:tr>
       <w:tr>
-        <w:trPr/>
-        <w:tc>
-          <w:tcPr>
-            <w:vAlign w:val="center"/>
+        <w:trPr>
+          <w:cantSplit/>
+        </w:trPr>
+        <w:tc>
+          <w:tcPr>
+            <w:vAlign w:val="center"/>
+            <w:tcW w:type="dxa" w:w="1440"/>
             <w:shd w:fill="FFFFFF"/>
             <w:tcMar>
               <w:top w:w="90" w:type="dxa"/>
@@ -5756,6 +5868,7 @@
         <w:tc>
           <w:tcPr>
             <w:vAlign w:val="center"/>
+            <w:tcW w:type="dxa" w:w="2448"/>
             <w:shd w:fill="FFFFFF"/>
             <w:tcMar>
               <w:top w:w="90" w:type="dxa"/>
@@ -5782,6 +5895,7 @@
         <w:tc>
           <w:tcPr>
             <w:vAlign w:val="center"/>
+            <w:tcW w:type="dxa" w:w="2448"/>
             <w:shd w:fill="FFFFFF"/>
             <w:tcMar>
               <w:top w:w="90" w:type="dxa"/>
@@ -5808,6 +5922,7 @@
         <w:tc>
           <w:tcPr>
             <w:vAlign w:val="center"/>
+            <w:tcW w:type="dxa" w:w="3658"/>
             <w:shd w:fill="FFFFFF"/>
             <w:tcMar>
               <w:top w:w="90" w:type="dxa"/>
@@ -5833,10 +5948,13 @@
         </w:tc>
       </w:tr>
       <w:tr>
-        <w:trPr/>
-        <w:tc>
-          <w:tcPr>
-            <w:vAlign w:val="center"/>
+        <w:trPr>
+          <w:cantSplit/>
+        </w:trPr>
+        <w:tc>
+          <w:tcPr>
+            <w:vAlign w:val="center"/>
+            <w:tcW w:type="dxa" w:w="1440"/>
             <w:shd w:fill="F7F8FA"/>
             <w:tcMar>
               <w:top w:w="90" w:type="dxa"/>
@@ -5863,6 +5981,7 @@
         <w:tc>
           <w:tcPr>
             <w:vAlign w:val="center"/>
+            <w:tcW w:type="dxa" w:w="2448"/>
             <w:shd w:fill="F7F8FA"/>
             <w:tcMar>
               <w:top w:w="90" w:type="dxa"/>
@@ -5889,6 +6008,7 @@
         <w:tc>
           <w:tcPr>
             <w:vAlign w:val="center"/>
+            <w:tcW w:type="dxa" w:w="2448"/>
             <w:shd w:fill="F7F8FA"/>
             <w:tcMar>
               <w:top w:w="90" w:type="dxa"/>
@@ -5915,6 +6035,7 @@
         <w:tc>
           <w:tcPr>
             <w:vAlign w:val="center"/>
+            <w:tcW w:type="dxa" w:w="3658"/>
             <w:shd w:fill="F7F8FA"/>
             <w:tcMar>
               <w:top w:w="90" w:type="dxa"/>
@@ -5940,10 +6061,13 @@
         </w:tc>
       </w:tr>
       <w:tr>
-        <w:trPr/>
-        <w:tc>
-          <w:tcPr>
-            <w:vAlign w:val="center"/>
+        <w:trPr>
+          <w:cantSplit/>
+        </w:trPr>
+        <w:tc>
+          <w:tcPr>
+            <w:vAlign w:val="center"/>
+            <w:tcW w:type="dxa" w:w="1440"/>
             <w:shd w:fill="FFFFFF"/>
             <w:tcMar>
               <w:top w:w="90" w:type="dxa"/>
@@ -5970,6 +6094,7 @@
         <w:tc>
           <w:tcPr>
             <w:vAlign w:val="center"/>
+            <w:tcW w:type="dxa" w:w="2448"/>
             <w:shd w:fill="FFFFFF"/>
             <w:tcMar>
               <w:top w:w="90" w:type="dxa"/>
@@ -5996,6 +6121,7 @@
         <w:tc>
           <w:tcPr>
             <w:vAlign w:val="center"/>
+            <w:tcW w:type="dxa" w:w="2448"/>
             <w:shd w:fill="FFFFFF"/>
             <w:tcMar>
               <w:top w:w="90" w:type="dxa"/>
@@ -6022,6 +6148,7 @@
         <w:tc>
           <w:tcPr>
             <w:vAlign w:val="center"/>
+            <w:tcW w:type="dxa" w:w="3658"/>
             <w:shd w:fill="FFFFFF"/>
             <w:tcMar>
               <w:top w:w="90" w:type="dxa"/>
@@ -6047,10 +6174,13 @@
         </w:tc>
       </w:tr>
       <w:tr>
-        <w:trPr/>
-        <w:tc>
-          <w:tcPr>
-            <w:vAlign w:val="center"/>
+        <w:trPr>
+          <w:cantSplit/>
+        </w:trPr>
+        <w:tc>
+          <w:tcPr>
+            <w:vAlign w:val="center"/>
+            <w:tcW w:type="dxa" w:w="1440"/>
             <w:shd w:fill="F7F8FA"/>
             <w:tcMar>
               <w:top w:w="90" w:type="dxa"/>
@@ -6077,6 +6207,7 @@
         <w:tc>
           <w:tcPr>
             <w:vAlign w:val="center"/>
+            <w:tcW w:type="dxa" w:w="2448"/>
             <w:shd w:fill="F7F8FA"/>
             <w:tcMar>
               <w:top w:w="90" w:type="dxa"/>
@@ -6103,6 +6234,7 @@
         <w:tc>
           <w:tcPr>
             <w:vAlign w:val="center"/>
+            <w:tcW w:type="dxa" w:w="2448"/>
             <w:shd w:fill="F7F8FA"/>
             <w:tcMar>
               <w:top w:w="90" w:type="dxa"/>
@@ -6129,6 +6261,7 @@
         <w:tc>
           <w:tcPr>
             <w:vAlign w:val="center"/>
+            <w:tcW w:type="dxa" w:w="3658"/>
             <w:shd w:fill="F7F8FA"/>
             <w:tcMar>
               <w:top w:w="90" w:type="dxa"/>
@@ -6154,10 +6287,13 @@
         </w:tc>
       </w:tr>
       <w:tr>
-        <w:trPr/>
-        <w:tc>
-          <w:tcPr>
-            <w:vAlign w:val="center"/>
+        <w:trPr>
+          <w:cantSplit/>
+        </w:trPr>
+        <w:tc>
+          <w:tcPr>
+            <w:vAlign w:val="center"/>
+            <w:tcW w:type="dxa" w:w="1440"/>
             <w:shd w:fill="FFFFFF"/>
             <w:tcMar>
               <w:top w:w="90" w:type="dxa"/>
@@ -6184,6 +6320,7 @@
         <w:tc>
           <w:tcPr>
             <w:vAlign w:val="center"/>
+            <w:tcW w:type="dxa" w:w="2448"/>
             <w:shd w:fill="FFFFFF"/>
             <w:tcMar>
               <w:top w:w="90" w:type="dxa"/>
@@ -6210,6 +6347,7 @@
         <w:tc>
           <w:tcPr>
             <w:vAlign w:val="center"/>
+            <w:tcW w:type="dxa" w:w="2448"/>
             <w:shd w:fill="FFFFFF"/>
             <w:tcMar>
               <w:top w:w="90" w:type="dxa"/>
@@ -6236,6 +6374,7 @@
         <w:tc>
           <w:tcPr>
             <w:vAlign w:val="center"/>
+            <w:tcW w:type="dxa" w:w="3658"/>
             <w:shd w:fill="FFFFFF"/>
             <w:tcMar>
               <w:top w:w="90" w:type="dxa"/>
@@ -6261,10 +6400,13 @@
         </w:tc>
       </w:tr>
       <w:tr>
-        <w:trPr/>
-        <w:tc>
-          <w:tcPr>
-            <w:vAlign w:val="center"/>
+        <w:trPr>
+          <w:cantSplit/>
+        </w:trPr>
+        <w:tc>
+          <w:tcPr>
+            <w:vAlign w:val="center"/>
+            <w:tcW w:type="dxa" w:w="1440"/>
             <w:shd w:fill="F7F8FA"/>
             <w:tcMar>
               <w:top w:w="90" w:type="dxa"/>
@@ -6291,6 +6433,7 @@
         <w:tc>
           <w:tcPr>
             <w:vAlign w:val="center"/>
+            <w:tcW w:type="dxa" w:w="2448"/>
             <w:shd w:fill="F7F8FA"/>
             <w:tcMar>
               <w:top w:w="90" w:type="dxa"/>
@@ -6317,6 +6460,7 @@
         <w:tc>
           <w:tcPr>
             <w:vAlign w:val="center"/>
+            <w:tcW w:type="dxa" w:w="2448"/>
             <w:shd w:fill="F7F8FA"/>
             <w:tcMar>
               <w:top w:w="90" w:type="dxa"/>
@@ -6343,6 +6487,7 @@
         <w:tc>
           <w:tcPr>
             <w:vAlign w:val="center"/>
+            <w:tcW w:type="dxa" w:w="3658"/>
             <w:shd w:fill="F7F8FA"/>
             <w:tcMar>
               <w:top w:w="90" w:type="dxa"/>
@@ -6482,6 +6627,7 @@
     <w:p>
       <w:pPr>
         <w:pStyle w:val="BodyText"/>
+        <w:spacing w:before="80" w:after="180"/>
         <w:ind w:firstLine="0"/>
         <w:jc w:val="left"/>
       </w:pPr>
@@ -6729,6 +6875,7 @@
     <w:p>
       <w:pPr>
         <w:pStyle w:val="FirstParagraph"/>
+        <w:keepNext/>
         <w:ind w:firstLine="0"/>
         <w:jc w:val="left"/>
       </w:pPr>
@@ -6753,20 +6900,22 @@
         </w:tblBorders>
       </w:tblPr>
       <w:tblGrid>
+        <w:gridCol w:w="1757"/>
         <w:gridCol w:w="1584"/>
-        <w:gridCol w:w="1584"/>
-        <w:gridCol w:w="1584"/>
-        <w:gridCol w:w="1584"/>
-        <w:gridCol w:w="1584"/>
+        <w:gridCol w:w="2102"/>
+        <w:gridCol w:w="2362"/>
+        <w:gridCol w:w="2189"/>
       </w:tblGrid>
       <w:tr>
         <w:trPr>
           <w:tblHeader w:val="true"/>
           <w:tblHeader/>
+          <w:cantSplit/>
         </w:trPr>
         <w:tc>
           <w:tcPr>
             <w:vAlign w:val="center"/>
+            <w:tcW w:type="dxa" w:w="1757"/>
             <w:shd w:fill="E5EBF0"/>
             <w:tcMar>
               <w:top w:w="90" w:type="dxa"/>
@@ -6793,6 +6942,7 @@
         <w:tc>
           <w:tcPr>
             <w:vAlign w:val="center"/>
+            <w:tcW w:type="dxa" w:w="1584"/>
             <w:shd w:fill="E5EBF0"/>
             <w:tcMar>
               <w:top w:w="90" w:type="dxa"/>
@@ -6819,6 +6969,7 @@
         <w:tc>
           <w:tcPr>
             <w:vAlign w:val="center"/>
+            <w:tcW w:type="dxa" w:w="2102"/>
             <w:shd w:fill="E5EBF0"/>
             <w:tcMar>
               <w:top w:w="90" w:type="dxa"/>
@@ -6845,6 +6996,7 @@
         <w:tc>
           <w:tcPr>
             <w:vAlign w:val="center"/>
+            <w:tcW w:type="dxa" w:w="2362"/>
             <w:shd w:fill="E5EBF0"/>
             <w:tcMar>
               <w:top w:w="90" w:type="dxa"/>
@@ -6871,6 +7023,7 @@
         <w:tc>
           <w:tcPr>
             <w:vAlign w:val="center"/>
+            <w:tcW w:type="dxa" w:w="2189"/>
             <w:shd w:fill="E5EBF0"/>
             <w:tcMar>
               <w:top w:w="90" w:type="dxa"/>
@@ -6896,10 +7049,13 @@
         </w:tc>
       </w:tr>
       <w:tr>
-        <w:trPr/>
-        <w:tc>
-          <w:tcPr>
-            <w:vAlign w:val="center"/>
+        <w:trPr>
+          <w:cantSplit/>
+        </w:trPr>
+        <w:tc>
+          <w:tcPr>
+            <w:vAlign w:val="center"/>
+            <w:tcW w:type="dxa" w:w="1757"/>
             <w:shd w:fill="FFFFFF"/>
             <w:tcMar>
               <w:top w:w="90" w:type="dxa"/>
@@ -6926,6 +7082,7 @@
         <w:tc>
           <w:tcPr>
             <w:vAlign w:val="center"/>
+            <w:tcW w:type="dxa" w:w="1584"/>
             <w:shd w:fill="FFFFFF"/>
             <w:tcMar>
               <w:top w:w="90" w:type="dxa"/>
@@ -6952,6 +7109,7 @@
         <w:tc>
           <w:tcPr>
             <w:vAlign w:val="center"/>
+            <w:tcW w:type="dxa" w:w="2102"/>
             <w:shd w:fill="FFFFFF"/>
             <w:tcMar>
               <w:top w:w="90" w:type="dxa"/>
@@ -6978,6 +7136,7 @@
         <w:tc>
           <w:tcPr>
             <w:vAlign w:val="center"/>
+            <w:tcW w:type="dxa" w:w="2362"/>
             <w:shd w:fill="FFFFFF"/>
             <w:tcMar>
               <w:top w:w="90" w:type="dxa"/>
@@ -7004,6 +7163,7 @@
         <w:tc>
           <w:tcPr>
             <w:vAlign w:val="center"/>
+            <w:tcW w:type="dxa" w:w="2189"/>
             <w:shd w:fill="FFFFFF"/>
             <w:tcMar>
               <w:top w:w="90" w:type="dxa"/>
@@ -7029,10 +7189,13 @@
         </w:tc>
       </w:tr>
       <w:tr>
-        <w:trPr/>
-        <w:tc>
-          <w:tcPr>
-            <w:vAlign w:val="center"/>
+        <w:trPr>
+          <w:cantSplit/>
+        </w:trPr>
+        <w:tc>
+          <w:tcPr>
+            <w:vAlign w:val="center"/>
+            <w:tcW w:type="dxa" w:w="1757"/>
             <w:shd w:fill="F7F8FA"/>
             <w:tcMar>
               <w:top w:w="90" w:type="dxa"/>
@@ -7059,6 +7222,7 @@
         <w:tc>
           <w:tcPr>
             <w:vAlign w:val="center"/>
+            <w:tcW w:type="dxa" w:w="1584"/>
             <w:shd w:fill="F7F8FA"/>
             <w:tcMar>
               <w:top w:w="90" w:type="dxa"/>
@@ -7085,6 +7249,7 @@
         <w:tc>
           <w:tcPr>
             <w:vAlign w:val="center"/>
+            <w:tcW w:type="dxa" w:w="2102"/>
             <w:shd w:fill="F7F8FA"/>
             <w:tcMar>
               <w:top w:w="90" w:type="dxa"/>
@@ -7111,6 +7276,7 @@
         <w:tc>
           <w:tcPr>
             <w:vAlign w:val="center"/>
+            <w:tcW w:type="dxa" w:w="2362"/>
             <w:shd w:fill="F7F8FA"/>
             <w:tcMar>
               <w:top w:w="90" w:type="dxa"/>
@@ -7137,6 +7303,7 @@
         <w:tc>
           <w:tcPr>
             <w:vAlign w:val="center"/>
+            <w:tcW w:type="dxa" w:w="2189"/>
             <w:shd w:fill="F7F8FA"/>
             <w:tcMar>
               <w:top w:w="90" w:type="dxa"/>
@@ -7162,10 +7329,13 @@
         </w:tc>
       </w:tr>
       <w:tr>
-        <w:trPr/>
-        <w:tc>
-          <w:tcPr>
-            <w:vAlign w:val="center"/>
+        <w:trPr>
+          <w:cantSplit/>
+        </w:trPr>
+        <w:tc>
+          <w:tcPr>
+            <w:vAlign w:val="center"/>
+            <w:tcW w:type="dxa" w:w="1757"/>
             <w:shd w:fill="FFFFFF"/>
             <w:tcMar>
               <w:top w:w="90" w:type="dxa"/>
@@ -7192,6 +7362,7 @@
         <w:tc>
           <w:tcPr>
             <w:vAlign w:val="center"/>
+            <w:tcW w:type="dxa" w:w="1584"/>
             <w:shd w:fill="FFFFFF"/>
             <w:tcMar>
               <w:top w:w="90" w:type="dxa"/>
@@ -7218,6 +7389,7 @@
         <w:tc>
           <w:tcPr>
             <w:vAlign w:val="center"/>
+            <w:tcW w:type="dxa" w:w="2102"/>
             <w:shd w:fill="FFFFFF"/>
             <w:tcMar>
               <w:top w:w="90" w:type="dxa"/>
@@ -7244,6 +7416,7 @@
         <w:tc>
           <w:tcPr>
             <w:vAlign w:val="center"/>
+            <w:tcW w:type="dxa" w:w="2362"/>
             <w:shd w:fill="FFFFFF"/>
             <w:tcMar>
               <w:top w:w="90" w:type="dxa"/>
@@ -7270,6 +7443,7 @@
         <w:tc>
           <w:tcPr>
             <w:vAlign w:val="center"/>
+            <w:tcW w:type="dxa" w:w="2189"/>
             <w:shd w:fill="FFFFFF"/>
             <w:tcMar>
               <w:top w:w="90" w:type="dxa"/>
@@ -7354,18 +7528,20 @@
         </w:tblBorders>
       </w:tblPr>
       <w:tblGrid>
-        <w:gridCol w:w="2640"/>
-        <w:gridCol w:w="2640"/>
-        <w:gridCol w:w="2640"/>
+        <w:gridCol w:w="3485"/>
+        <w:gridCol w:w="3024"/>
+        <w:gridCol w:w="3485"/>
       </w:tblGrid>
       <w:tr>
         <w:trPr>
           <w:tblHeader w:val="true"/>
           <w:tblHeader/>
+          <w:cantSplit/>
         </w:trPr>
         <w:tc>
           <w:tcPr>
             <w:vAlign w:val="center"/>
+            <w:tcW w:type="dxa" w:w="3485"/>
             <w:shd w:fill="E5EBF0"/>
             <w:tcMar>
               <w:top w:w="90" w:type="dxa"/>
@@ -7392,6 +7568,7 @@
         <w:tc>
           <w:tcPr>
             <w:vAlign w:val="center"/>
+            <w:tcW w:type="dxa" w:w="3024"/>
             <w:shd w:fill="E5EBF0"/>
             <w:tcMar>
               <w:top w:w="90" w:type="dxa"/>
@@ -7418,6 +7595,7 @@
         <w:tc>
           <w:tcPr>
             <w:vAlign w:val="center"/>
+            <w:tcW w:type="dxa" w:w="3485"/>
             <w:shd w:fill="E5EBF0"/>
             <w:tcMar>
               <w:top w:w="90" w:type="dxa"/>
@@ -7443,10 +7621,13 @@
         </w:tc>
       </w:tr>
       <w:tr>
-        <w:trPr/>
-        <w:tc>
-          <w:tcPr>
-            <w:vAlign w:val="center"/>
+        <w:trPr>
+          <w:cantSplit/>
+        </w:trPr>
+        <w:tc>
+          <w:tcPr>
+            <w:vAlign w:val="center"/>
+            <w:tcW w:type="dxa" w:w="3485"/>
             <w:shd w:fill="FFFFFF"/>
             <w:tcMar>
               <w:top w:w="90" w:type="dxa"/>
@@ -7473,6 +7654,7 @@
         <w:tc>
           <w:tcPr>
             <w:vAlign w:val="center"/>
+            <w:tcW w:type="dxa" w:w="3024"/>
             <w:shd w:fill="FFFFFF"/>
             <w:tcMar>
               <w:top w:w="90" w:type="dxa"/>
@@ -7499,6 +7681,7 @@
         <w:tc>
           <w:tcPr>
             <w:vAlign w:val="center"/>
+            <w:tcW w:type="dxa" w:w="3485"/>
             <w:shd w:fill="FFFFFF"/>
             <w:tcMar>
               <w:top w:w="90" w:type="dxa"/>
@@ -7524,10 +7707,13 @@
         </w:tc>
       </w:tr>
       <w:tr>
-        <w:trPr/>
-        <w:tc>
-          <w:tcPr>
-            <w:vAlign w:val="center"/>
+        <w:trPr>
+          <w:cantSplit/>
+        </w:trPr>
+        <w:tc>
+          <w:tcPr>
+            <w:vAlign w:val="center"/>
+            <w:tcW w:type="dxa" w:w="3485"/>
             <w:shd w:fill="F7F8FA"/>
             <w:tcMar>
               <w:top w:w="90" w:type="dxa"/>
@@ -7554,6 +7740,7 @@
         <w:tc>
           <w:tcPr>
             <w:vAlign w:val="center"/>
+            <w:tcW w:type="dxa" w:w="3024"/>
             <w:shd w:fill="F7F8FA"/>
             <w:tcMar>
               <w:top w:w="90" w:type="dxa"/>
@@ -7580,6 +7767,7 @@
         <w:tc>
           <w:tcPr>
             <w:vAlign w:val="center"/>
+            <w:tcW w:type="dxa" w:w="3485"/>
             <w:shd w:fill="F7F8FA"/>
             <w:tcMar>
               <w:top w:w="90" w:type="dxa"/>
@@ -7605,10 +7793,13 @@
         </w:tc>
       </w:tr>
       <w:tr>
-        <w:trPr/>
-        <w:tc>
-          <w:tcPr>
-            <w:vAlign w:val="center"/>
+        <w:trPr>
+          <w:cantSplit/>
+        </w:trPr>
+        <w:tc>
+          <w:tcPr>
+            <w:vAlign w:val="center"/>
+            <w:tcW w:type="dxa" w:w="3485"/>
             <w:shd w:fill="FFFFFF"/>
             <w:tcMar>
               <w:top w:w="90" w:type="dxa"/>
@@ -7635,6 +7826,7 @@
         <w:tc>
           <w:tcPr>
             <w:vAlign w:val="center"/>
+            <w:tcW w:type="dxa" w:w="3024"/>
             <w:shd w:fill="FFFFFF"/>
             <w:tcMar>
               <w:top w:w="90" w:type="dxa"/>
@@ -7661,6 +7853,7 @@
         <w:tc>
           <w:tcPr>
             <w:vAlign w:val="center"/>
+            <w:tcW w:type="dxa" w:w="3485"/>
             <w:shd w:fill="FFFFFF"/>
             <w:tcMar>
               <w:top w:w="90" w:type="dxa"/>
@@ -7686,10 +7879,13 @@
         </w:tc>
       </w:tr>
       <w:tr>
-        <w:trPr/>
-        <w:tc>
-          <w:tcPr>
-            <w:vAlign w:val="center"/>
+        <w:trPr>
+          <w:cantSplit/>
+        </w:trPr>
+        <w:tc>
+          <w:tcPr>
+            <w:vAlign w:val="center"/>
+            <w:tcW w:type="dxa" w:w="3485"/>
             <w:shd w:fill="F7F8FA"/>
             <w:tcMar>
               <w:top w:w="90" w:type="dxa"/>
@@ -7709,13 +7905,14 @@
                 <w:b w:val="0"/>
                 <w:sz w:val="19"/>
               </w:rPr>
-              <w:t xml:space="preserve">뒤틀림 가속도척도</w:t>
-            </w:r>
-          </w:p>
-        </w:tc>
-        <w:tc>
-          <w:tcPr>
-            <w:vAlign w:val="center"/>
+              <w:t xml:space="preserve">정보부하에서 뒤틀림으로의 변환</w:t>
+            </w:r>
+          </w:p>
+        </w:tc>
+        <w:tc>
+          <w:tcPr>
+            <w:vAlign w:val="center"/>
+            <w:tcW w:type="dxa" w:w="3024"/>
             <w:shd w:fill="F7F8FA"/>
             <w:tcMar>
               <w:top w:w="90" w:type="dxa"/>
@@ -7735,13 +7932,14 @@
                 <w:b w:val="0"/>
                 <w:sz w:val="19"/>
               </w:rPr>
-              <w:t xml:space="preserve">보정 후 WRRA 산출</w:t>
-            </w:r>
-          </w:p>
-        </w:tc>
-        <w:tc>
-          <w:tcPr>
-            <w:vAlign w:val="center"/>
+              <w:t xml:space="preserve">구성 가설</w:t>
+            </w:r>
+          </w:p>
+        </w:tc>
+        <w:tc>
+          <w:tcPr>
+            <w:vAlign w:val="center"/>
+            <w:tcW w:type="dxa" w:w="3485"/>
             <w:shd w:fill="F7F8FA"/>
             <w:tcMar>
               <w:top w:w="90" w:type="dxa"/>
@@ -7761,16 +7959,19 @@
                 <w:b w:val="0"/>
                 <w:sz w:val="19"/>
               </w:rPr>
-              <w:t xml:space="preserve">식 (6)와 (7)</w:t>
+              <w:t xml:space="preserve">식 (4)와 미확정 상태 가중치</w:t>
             </w:r>
           </w:p>
         </w:tc>
       </w:tr>
       <w:tr>
-        <w:trPr/>
-        <w:tc>
-          <w:tcPr>
-            <w:vAlign w:val="center"/>
+        <w:trPr>
+          <w:cantSplit/>
+        </w:trPr>
+        <w:tc>
+          <w:tcPr>
+            <w:vAlign w:val="center"/>
+            <w:tcW w:type="dxa" w:w="3485"/>
             <w:shd w:fill="FFFFFF"/>
             <w:tcMar>
               <w:top w:w="90" w:type="dxa"/>
@@ -7790,13 +7991,14 @@
                 <w:b w:val="0"/>
                 <w:sz w:val="19"/>
               </w:rPr>
-              <w:t xml:space="preserve">구성응답의 정적 작용 및 양의성</w:t>
-            </w:r>
-          </w:p>
-        </w:tc>
-        <w:tc>
-          <w:tcPr>
-            <w:vAlign w:val="center"/>
+              <w:t xml:space="preserve">유한 무경계 우주 구성</w:t>
+            </w:r>
+          </w:p>
+        </w:tc>
+        <w:tc>
+          <w:tcPr>
+            <w:vAlign w:val="center"/>
+            <w:tcW w:type="dxa" w:w="3024"/>
             <w:shd w:fill="FFFFFF"/>
             <w:tcMar>
               <w:top w:w="90" w:type="dxa"/>
@@ -7816,13 +8018,14 @@
                 <w:b w:val="0"/>
                 <w:sz w:val="19"/>
               </w:rPr>
-              <w:t xml:space="preserve">조건부 구성과 계산</w:t>
-            </w:r>
-          </w:p>
-        </w:tc>
-        <w:tc>
-          <w:tcPr>
-            <w:vAlign w:val="center"/>
+              <w:t xml:space="preserve">조건부 계산</w:t>
+            </w:r>
+          </w:p>
+        </w:tc>
+        <w:tc>
+          <w:tcPr>
+            <w:vAlign w:val="center"/>
+            <w:tcW w:type="dxa" w:w="3485"/>
             <w:shd w:fill="FFFFFF"/>
             <w:tcMar>
               <w:top w:w="90" w:type="dxa"/>
@@ -7842,16 +8045,19 @@
                 <w:b w:val="0"/>
                 <w:sz w:val="19"/>
               </w:rPr>
-              <w:t xml:space="preserve">식 (9)에서 (11)</w:t>
+              <w:t xml:space="preserve">식 (5)의 선언한 T³ 접합</w:t>
             </w:r>
           </w:p>
         </w:tc>
       </w:tr>
       <w:tr>
-        <w:trPr/>
-        <w:tc>
-          <w:tcPr>
-            <w:vAlign w:val="center"/>
+        <w:trPr>
+          <w:cantSplit/>
+        </w:trPr>
+        <w:tc>
+          <w:tcPr>
+            <w:vAlign w:val="center"/>
+            <w:tcW w:type="dxa" w:w="3485"/>
             <w:shd w:fill="F7F8FA"/>
             <w:tcMar>
               <w:top w:w="90" w:type="dxa"/>
@@ -7871,13 +8077,14 @@
                 <w:b w:val="0"/>
                 <w:sz w:val="19"/>
               </w:rPr>
-              <w:t xml:space="preserve">구형 응력질량과 회전속도</w:t>
-            </w:r>
-          </w:p>
-        </w:tc>
-        <w:tc>
-          <w:tcPr>
-            <w:vAlign w:val="center"/>
+              <w:t xml:space="preserve">뒤틀림 가속도척도</w:t>
+            </w:r>
+          </w:p>
+        </w:tc>
+        <w:tc>
+          <w:tcPr>
+            <w:vAlign w:val="center"/>
+            <w:tcW w:type="dxa" w:w="3024"/>
             <w:shd w:fill="F7F8FA"/>
             <w:tcMar>
               <w:top w:w="90" w:type="dxa"/>
@@ -7897,13 +8104,14 @@
                 <w:b w:val="0"/>
                 <w:sz w:val="19"/>
               </w:rPr>
-              <w:t xml:space="preserve">유한 모형 산출</w:t>
-            </w:r>
-          </w:p>
-        </w:tc>
-        <w:tc>
-          <w:tcPr>
-            <w:vAlign w:val="center"/>
+              <w:t xml:space="preserve">보정 후 WRRA 산출</w:t>
+            </w:r>
+          </w:p>
+        </w:tc>
+        <w:tc>
+          <w:tcPr>
+            <w:vAlign w:val="center"/>
+            <w:tcW w:type="dxa" w:w="3485"/>
             <w:shd w:fill="F7F8FA"/>
             <w:tcMar>
               <w:top w:w="90" w:type="dxa"/>
@@ -7923,16 +8131,19 @@
                 <w:b w:val="0"/>
                 <w:sz w:val="19"/>
               </w:rPr>
-              <w:t xml:space="preserve">식 (12)과 (13)</w:t>
+              <w:t xml:space="preserve">식 (6)와 (7)</w:t>
             </w:r>
           </w:p>
         </w:tc>
       </w:tr>
       <w:tr>
-        <w:trPr/>
-        <w:tc>
-          <w:tcPr>
-            <w:vAlign w:val="center"/>
+        <w:trPr>
+          <w:cantSplit/>
+        </w:trPr>
+        <w:tc>
+          <w:tcPr>
+            <w:vAlign w:val="center"/>
+            <w:tcW w:type="dxa" w:w="3485"/>
             <w:shd w:fill="FFFFFF"/>
             <w:tcMar>
               <w:top w:w="90" w:type="dxa"/>
@@ -7952,13 +8163,14 @@
                 <w:b w:val="0"/>
                 <w:sz w:val="19"/>
               </w:rPr>
-              <w:t xml:space="preserve">유한 패치 렌즈 편향</w:t>
-            </w:r>
-          </w:p>
-        </w:tc>
-        <w:tc>
-          <w:tcPr>
-            <w:vAlign w:val="center"/>
+              <w:t xml:space="preserve">구성응답의 정적 작용 및 양의성</w:t>
+            </w:r>
+          </w:p>
+        </w:tc>
+        <w:tc>
+          <w:tcPr>
+            <w:vAlign w:val="center"/>
+            <w:tcW w:type="dxa" w:w="3024"/>
             <w:shd w:fill="FFFFFF"/>
             <w:tcMar>
               <w:top w:w="90" w:type="dxa"/>
@@ -7978,13 +8190,14 @@
                 <w:b w:val="0"/>
                 <w:sz w:val="19"/>
               </w:rPr>
-              <w:t xml:space="preserve">무슬립 조건부 산출</w:t>
-            </w:r>
-          </w:p>
-        </w:tc>
-        <w:tc>
-          <w:tcPr>
-            <w:vAlign w:val="center"/>
+              <w:t xml:space="preserve">조건부 구성과 계산</w:t>
+            </w:r>
+          </w:p>
+        </w:tc>
+        <w:tc>
+          <w:tcPr>
+            <w:vAlign w:val="center"/>
+            <w:tcW w:type="dxa" w:w="3485"/>
             <w:shd w:fill="FFFFFF"/>
             <w:tcMar>
               <w:top w:w="90" w:type="dxa"/>
@@ -8004,16 +8217,19 @@
                 <w:b w:val="0"/>
                 <w:sz w:val="19"/>
               </w:rPr>
-              <w:t xml:space="preserve">식 (14)</w:t>
+              <w:t xml:space="preserve">식 (9)에서 (11)</w:t>
             </w:r>
           </w:p>
         </w:tc>
       </w:tr>
       <w:tr>
-        <w:trPr/>
-        <w:tc>
-          <w:tcPr>
-            <w:vAlign w:val="center"/>
+        <w:trPr>
+          <w:cantSplit/>
+        </w:trPr>
+        <w:tc>
+          <w:tcPr>
+            <w:vAlign w:val="center"/>
+            <w:tcW w:type="dxa" w:w="3485"/>
             <w:shd w:fill="F7F8FA"/>
             <w:tcMar>
               <w:top w:w="90" w:type="dxa"/>
@@ -8033,13 +8249,14 @@
                 <w:b w:val="0"/>
                 <w:sz w:val="19"/>
               </w:rPr>
-              <w:t xml:space="preserve">기존 우리 은하 속도 재현</w:t>
-            </w:r>
-          </w:p>
-        </w:tc>
-        <w:tc>
-          <w:tcPr>
-            <w:vAlign w:val="center"/>
+              <w:t xml:space="preserve">구형 응력질량과 회전속도</w:t>
+            </w:r>
+          </w:p>
+        </w:tc>
+        <w:tc>
+          <w:tcPr>
+            <w:vAlign w:val="center"/>
+            <w:tcW w:type="dxa" w:w="3024"/>
             <w:shd w:fill="F7F8FA"/>
             <w:tcMar>
               <w:top w:w="90" w:type="dxa"/>
@@ -8059,13 +8276,14 @@
                 <w:b w:val="0"/>
                 <w:sz w:val="19"/>
               </w:rPr>
-              <w:t xml:space="preserve">보정 모형의 재현</w:t>
-            </w:r>
-          </w:p>
-        </w:tc>
-        <w:tc>
-          <w:tcPr>
-            <w:vAlign w:val="center"/>
+              <w:t xml:space="preserve">유한 모형 산출</w:t>
+            </w:r>
+          </w:p>
+        </w:tc>
+        <w:tc>
+          <w:tcPr>
+            <w:vAlign w:val="center"/>
+            <w:tcW w:type="dxa" w:w="3485"/>
             <w:shd w:fill="F7F8FA"/>
             <w:tcMar>
               <w:top w:w="90" w:type="dxa"/>
@@ -8085,16 +8303,19 @@
                 <w:b w:val="0"/>
                 <w:sz w:val="19"/>
               </w:rPr>
-              <w:t xml:space="preserve">RMS 2.41784 km/s</w:t>
+              <w:t xml:space="preserve">식 (12)과 (13)</w:t>
             </w:r>
           </w:p>
         </w:tc>
       </w:tr>
       <w:tr>
-        <w:trPr/>
-        <w:tc>
-          <w:tcPr>
-            <w:vAlign w:val="center"/>
+        <w:trPr>
+          <w:cantSplit/>
+        </w:trPr>
+        <w:tc>
+          <w:tcPr>
+            <w:vAlign w:val="center"/>
+            <w:tcW w:type="dxa" w:w="3485"/>
             <w:shd w:fill="FFFFFF"/>
             <w:tcMar>
               <w:top w:w="90" w:type="dxa"/>
@@ -8114,13 +8335,14 @@
                 <w:b w:val="0"/>
                 <w:sz w:val="19"/>
               </w:rPr>
-              <w:t xml:space="preserve">동질 전달자의 목표 선택</w:t>
-            </w:r>
-          </w:p>
-        </w:tc>
-        <w:tc>
-          <w:tcPr>
-            <w:vAlign w:val="center"/>
+              <w:t xml:space="preserve">유한 패치 렌즈 편향</w:t>
+            </w:r>
+          </w:p>
+        </w:tc>
+        <w:tc>
+          <w:tcPr>
+            <w:vAlign w:val="center"/>
+            <w:tcW w:type="dxa" w:w="3024"/>
             <w:shd w:fill="FFFFFF"/>
             <w:tcMar>
               <w:top w:w="90" w:type="dxa"/>
@@ -8140,13 +8362,14 @@
                 <w:b w:val="0"/>
                 <w:sz w:val="19"/>
               </w:rPr>
-              <w:t xml:space="preserve">이 시험에서 미성립</w:t>
-            </w:r>
-          </w:p>
-        </w:tc>
-        <w:tc>
-          <w:tcPr>
-            <w:vAlign w:val="center"/>
+              <w:t xml:space="preserve">무슬립 조건부 산출</w:t>
+            </w:r>
+          </w:p>
+        </w:tc>
+        <w:tc>
+          <w:tcPr>
+            <w:vAlign w:val="center"/>
+            <w:tcW w:type="dxa" w:w="3485"/>
             <w:shd w:fill="FFFFFF"/>
             <w:tcMar>
               <w:top w:w="90" w:type="dxa"/>
@@ -8166,16 +8389,19 @@
                 <w:b w:val="0"/>
                 <w:sz w:val="19"/>
               </w:rPr>
-              <w:t xml:space="preserve">두 격차 0</w:t>
+              <w:t xml:space="preserve">식 (14)</w:t>
             </w:r>
           </w:p>
         </w:tc>
       </w:tr>
       <w:tr>
-        <w:trPr/>
-        <w:tc>
-          <w:tcPr>
-            <w:vAlign w:val="center"/>
+        <w:trPr>
+          <w:cantSplit/>
+        </w:trPr>
+        <w:tc>
+          <w:tcPr>
+            <w:vAlign w:val="center"/>
+            <w:tcW w:type="dxa" w:w="3485"/>
             <w:shd w:fill="F7F8FA"/>
             <w:tcMar>
               <w:top w:w="90" w:type="dxa"/>
@@ -8195,6 +8421,178 @@
                 <w:b w:val="0"/>
                 <w:sz w:val="19"/>
               </w:rPr>
+              <w:t xml:space="preserve">기존 우리 은하 속도 재현</w:t>
+            </w:r>
+          </w:p>
+        </w:tc>
+        <w:tc>
+          <w:tcPr>
+            <w:vAlign w:val="center"/>
+            <w:tcW w:type="dxa" w:w="3024"/>
+            <w:shd w:fill="F7F8FA"/>
+            <w:tcMar>
+              <w:top w:w="90" w:type="dxa"/>
+              <w:left w:w="90" w:type="dxa"/>
+              <w:bottom w:w="90" w:type="dxa"/>
+              <w:right w:w="90" w:type="dxa"/>
+            </w:tcMar>
+          </w:tcPr>
+          <w:p>
+            <w:pPr>
+              <w:pStyle w:val="Compact"/>
+              <w:spacing w:after="60" w:before="60" w:line="264" w:lineRule="auto"/>
+              <w:jc w:val="center"/>
+            </w:pPr>
+            <w:r>
+              <w:rPr>
+                <w:b w:val="0"/>
+                <w:sz w:val="19"/>
+              </w:rPr>
+              <w:t xml:space="preserve">보정 모형의 재현</w:t>
+            </w:r>
+          </w:p>
+        </w:tc>
+        <w:tc>
+          <w:tcPr>
+            <w:vAlign w:val="center"/>
+            <w:tcW w:type="dxa" w:w="3485"/>
+            <w:shd w:fill="F7F8FA"/>
+            <w:tcMar>
+              <w:top w:w="90" w:type="dxa"/>
+              <w:left w:w="90" w:type="dxa"/>
+              <w:bottom w:w="90" w:type="dxa"/>
+              <w:right w:w="90" w:type="dxa"/>
+            </w:tcMar>
+          </w:tcPr>
+          <w:p>
+            <w:pPr>
+              <w:pStyle w:val="Compact"/>
+              <w:spacing w:after="60" w:before="60" w:line="264" w:lineRule="auto"/>
+              <w:jc w:val="center"/>
+            </w:pPr>
+            <w:r>
+              <w:rPr>
+                <w:b w:val="0"/>
+                <w:sz w:val="19"/>
+              </w:rPr>
+              <w:t xml:space="preserve">RMS 2.41784 km/s</w:t>
+            </w:r>
+          </w:p>
+        </w:tc>
+      </w:tr>
+      <w:tr>
+        <w:trPr>
+          <w:cantSplit/>
+        </w:trPr>
+        <w:tc>
+          <w:tcPr>
+            <w:vAlign w:val="center"/>
+            <w:tcW w:type="dxa" w:w="3485"/>
+            <w:shd w:fill="FFFFFF"/>
+            <w:tcMar>
+              <w:top w:w="90" w:type="dxa"/>
+              <w:left w:w="90" w:type="dxa"/>
+              <w:bottom w:w="90" w:type="dxa"/>
+              <w:right w:w="90" w:type="dxa"/>
+            </w:tcMar>
+          </w:tcPr>
+          <w:p>
+            <w:pPr>
+              <w:pStyle w:val="Compact"/>
+              <w:spacing w:after="60" w:before="60" w:line="264" w:lineRule="auto"/>
+              <w:jc w:val="left"/>
+            </w:pPr>
+            <w:r>
+              <w:rPr>
+                <w:b w:val="0"/>
+                <w:sz w:val="19"/>
+              </w:rPr>
+              <w:t xml:space="preserve">동질 전달자의 목표 선택</w:t>
+            </w:r>
+          </w:p>
+        </w:tc>
+        <w:tc>
+          <w:tcPr>
+            <w:vAlign w:val="center"/>
+            <w:tcW w:type="dxa" w:w="3024"/>
+            <w:shd w:fill="FFFFFF"/>
+            <w:tcMar>
+              <w:top w:w="90" w:type="dxa"/>
+              <w:left w:w="90" w:type="dxa"/>
+              <w:bottom w:w="90" w:type="dxa"/>
+              <w:right w:w="90" w:type="dxa"/>
+            </w:tcMar>
+          </w:tcPr>
+          <w:p>
+            <w:pPr>
+              <w:pStyle w:val="Compact"/>
+              <w:spacing w:after="60" w:before="60" w:line="264" w:lineRule="auto"/>
+              <w:jc w:val="center"/>
+            </w:pPr>
+            <w:r>
+              <w:rPr>
+                <w:b w:val="0"/>
+                <w:sz w:val="19"/>
+              </w:rPr>
+              <w:t xml:space="preserve">이 시험에서 미성립</w:t>
+            </w:r>
+          </w:p>
+        </w:tc>
+        <w:tc>
+          <w:tcPr>
+            <w:vAlign w:val="center"/>
+            <w:tcW w:type="dxa" w:w="3485"/>
+            <w:shd w:fill="FFFFFF"/>
+            <w:tcMar>
+              <w:top w:w="90" w:type="dxa"/>
+              <w:left w:w="90" w:type="dxa"/>
+              <w:bottom w:w="90" w:type="dxa"/>
+              <w:right w:w="90" w:type="dxa"/>
+            </w:tcMar>
+          </w:tcPr>
+          <w:p>
+            <w:pPr>
+              <w:pStyle w:val="Compact"/>
+              <w:spacing w:after="60" w:before="60" w:line="264" w:lineRule="auto"/>
+              <w:jc w:val="center"/>
+            </w:pPr>
+            <w:r>
+              <w:rPr>
+                <w:b w:val="0"/>
+                <w:sz w:val="19"/>
+              </w:rPr>
+              <w:t xml:space="preserve">두 격차 0</w:t>
+            </w:r>
+          </w:p>
+        </w:tc>
+      </w:tr>
+      <w:tr>
+        <w:trPr>
+          <w:cantSplit/>
+        </w:trPr>
+        <w:tc>
+          <w:tcPr>
+            <w:vAlign w:val="center"/>
+            <w:tcW w:type="dxa" w:w="3485"/>
+            <w:shd w:fill="F7F8FA"/>
+            <w:tcMar>
+              <w:top w:w="90" w:type="dxa"/>
+              <w:left w:w="90" w:type="dxa"/>
+              <w:bottom w:w="90" w:type="dxa"/>
+              <w:right w:w="90" w:type="dxa"/>
+            </w:tcMar>
+          </w:tcPr>
+          <w:p>
+            <w:pPr>
+              <w:pStyle w:val="Compact"/>
+              <w:spacing w:after="60" w:before="60" w:line="264" w:lineRule="auto"/>
+              <w:jc w:val="left"/>
+            </w:pPr>
+            <w:r>
+              <w:rPr>
+                <w:b w:val="0"/>
+                <w:sz w:val="19"/>
+              </w:rPr>
               <w:t xml:space="preserve">전달자에서 응력법칙의 미시 유도</w:t>
             </w:r>
           </w:p>
@@ -8202,6 +8600,7 @@
         <w:tc>
           <w:tcPr>
             <w:vAlign w:val="center"/>
+            <w:tcW w:type="dxa" w:w="3024"/>
             <w:shd w:fill="F7F8FA"/>
             <w:tcMar>
               <w:top w:w="90" w:type="dxa"/>
@@ -8228,6 +8627,7 @@
         <w:tc>
           <w:tcPr>
             <w:vAlign w:val="center"/>
+            <w:tcW w:type="dxa" w:w="3485"/>
             <w:shd w:fill="F7F8FA"/>
             <w:tcMar>
               <w:top w:w="90" w:type="dxa"/>
@@ -8256,6 +8656,7 @@
     <w:p>
       <w:pPr>
         <w:pStyle w:val="BodyText"/>
+        <w:keepNext/>
         <w:ind w:firstLine="0"/>
         <w:jc w:val="left"/>
       </w:pPr>
